--- a/pr-preview/pr-372/chapters/defining-terms.docx
+++ b/pr-preview/pr-372/chapters/defining-terms.docx
@@ -15,7 +15,7 @@
         <w:pStyle w:val="Date"/>
       </w:pPr>
       <w:r>
-        <w:t xml:space="preserve">Last modified: 2026-10-26 11:26:17 (PDT)</w:t>
+        <w:t xml:space="preserve">Last modified: 2026-10-26 12:11:21 (PDT)</w:t>
       </w:r>
     </w:p>
     <w:p>

--- a/pr-preview/pr-372/chapters/defining-terms.docx
+++ b/pr-preview/pr-372/chapters/defining-terms.docx
@@ -15,7 +15,7 @@
         <w:pStyle w:val="Date"/>
       </w:pPr>
       <w:r>
-        <w:t xml:space="preserve">Last modified: 2026-10-26 12:11:21 (PDT)</w:t>
+        <w:t xml:space="preserve">Last modified: 2026-10-26 12:25:56 (PDT)</w:t>
       </w:r>
     </w:p>
     <w:p>

--- a/pr-preview/pr-372/chapters/defining-terms.docx
+++ b/pr-preview/pr-372/chapters/defining-terms.docx
@@ -15,7 +15,7 @@
         <w:pStyle w:val="Date"/>
       </w:pPr>
       <w:r>
-        <w:t xml:space="preserve">Last modified: 2026-10-26 12:25:56 (PDT)</w:t>
+        <w:t xml:space="preserve">Last modified: 2026-10-26 12:44:18 (PDT)</w:t>
       </w:r>
     </w:p>
     <w:p>

--- a/pr-preview/pr-372/chapters/defining-terms.docx
+++ b/pr-preview/pr-372/chapters/defining-terms.docx
@@ -15,7 +15,7 @@
         <w:pStyle w:val="Date"/>
       </w:pPr>
       <w:r>
-        <w:t xml:space="preserve">Last modified: 2026-10-26 12:44:18 (PDT)</w:t>
+        <w:t xml:space="preserve">Last modified: 2026-10-26 13:16:51 (PDT)</w:t>
       </w:r>
     </w:p>
     <w:p>
@@ -11180,7 +11180,7 @@
     <w:bookmarkEnd w:id="44"/>
     <w:bookmarkEnd w:id="45"/>
     <w:bookmarkEnd w:id="46"/>
-    <w:bookmarkStart w:id="54" w:name="Xe6c88c177e563d1f046037569009a36fd08f4bd"/>
+    <w:bookmarkStart w:id="55" w:name="Xe6c88c177e563d1f046037569009a36fd08f4bd"/>
     <w:p>
       <w:pPr>
         <w:pStyle w:val="Heading2"/>
@@ -11358,7 +11358,7 @@
           <w:b/>
           <w:bCs/>
         </w:rPr>
-        <w:t xml:space="preserve">The theorem states the result; the proof cites the exercises.</w:t>
+        <w:t xml:space="preserve">The theorem states the result; the proof cites results.</w:t>
       </w:r>
       <w:r>
         <w:t xml:space="preserve"> </w:t>
@@ -11370,13 +11370,45 @@
         <w:t xml:space="preserve"> </w:t>
       </w:r>
       <w:r>
-        <w:t xml:space="preserve">Its proof is a few sentences that cite the exercises it rests on,</w:t>
+        <w:t xml:space="preserve">Its proof is a few sentences that cite the results it rests on,</w:t>
       </w:r>
       <w:r>
         <w:t xml:space="preserve"> </w:t>
       </w:r>
       <w:r>
         <w:t xml:space="preserve">not a second copy of their working.</w:t>
+      </w:r>
+      <w:r>
+        <w:t xml:space="preserve"> </w:t>
+      </w:r>
+      <w:r>
+        <w:t xml:space="preserve">A proof that does no derivation of its own is one line citing the solution of the exercise that asks for the result,</w:t>
+      </w:r>
+      <w:r>
+        <w:t xml:space="preserve"> </w:t>
+      </w:r>
+      <w:r>
+        <w:t xml:space="preserve">and every later argument cites the theorem, never the solution</w:t>
+      </w:r>
+      <w:r>
+        <w:t xml:space="preserve"> </w:t>
+      </w:r>
+      <w:r>
+        <w:t xml:space="preserve">(see</w:t>
+      </w:r>
+      <w:r>
+        <w:t xml:space="preserve"> </w:t>
+      </w:r>
+      <w:hyperlink r:id="rId47">
+        <w:r>
+          <w:rPr>
+            <w:rStyle w:val="Hyperlink"/>
+          </w:rPr>
+          <w:t xml:space="preserve">Cite results, not solutions</w:t>
+        </w:r>
+      </w:hyperlink>
+      <w:r>
+        <w:t xml:space="preserve">).</w:t>
       </w:r>
     </w:p>
     <w:p>
@@ -11443,7 +11475,7 @@
       <w:r>
         <w:t xml:space="preserve"> </w:t>
       </w:r>
-      <w:hyperlink r:id="rId47">
+      <w:hyperlink r:id="rId48">
         <w:r>
           <w:rPr>
             <w:rStyle w:val="Hyperlink"/>
@@ -11510,7 +11542,7 @@
         <w:t xml:space="preserve"> </w:t>
       </w:r>
       <w:r>
-        <w:t xml:space="preserve">and each proof cites only the exercise it rests on.</w:t>
+        <w:t xml:space="preserve">and each proof cites only the result it rests on.</w:t>
       </w:r>
     </w:p>
     <w:p>
@@ -11694,7 +11726,7 @@
         <w:t xml:space="preserve">is an ordinary step, not the pattern to avoid.</w:t>
       </w:r>
     </w:p>
-    <w:bookmarkStart w:id="48" w:name="def-sample-mean"/>
+    <w:bookmarkStart w:id="49" w:name="def-sample-mean"/>
     <w:p>
       <w:pPr>
         <w:pStyle w:val="FirstParagraph"/>
@@ -11879,8 +11911,8 @@
         </m:oMath>
       </m:oMathPara>
     </w:p>
-    <w:bookmarkEnd w:id="48"/>
-    <w:bookmarkStart w:id="49" w:name="exr-sum-deviations"/>
+    <w:bookmarkEnd w:id="49"/>
+    <w:bookmarkStart w:id="50" w:name="exr-sum-deviations"/>
     <w:p>
       <w:pPr>
         <w:pStyle w:val="FirstParagraph"/>
@@ -12035,8 +12067,8 @@
         <w:t xml:space="preserve">).</w:t>
       </w:r>
     </w:p>
-    <w:bookmarkEnd w:id="49"/>
-    <w:bookmarkStart w:id="50" w:name="sol-sum-deviations"/>
+    <w:bookmarkEnd w:id="50"/>
+    <w:bookmarkStart w:id="51" w:name="sol-sum-deviations"/>
     <w:p>
       <w:pPr>
         <w:pStyle w:val="BodyText"/>
@@ -12487,8 +12519,8 @@
         </m:oMath>
       </m:oMathPara>
     </w:p>
-    <w:bookmarkEnd w:id="50"/>
-    <w:bookmarkStart w:id="51" w:name="thm-sum-deviations"/>
+    <w:bookmarkEnd w:id="51"/>
+    <w:bookmarkStart w:id="52" w:name="thm-sum-deviations"/>
     <w:p>
       <w:pPr>
         <w:pStyle w:val="FirstParagraph"/>
@@ -12694,7 +12726,7 @@
         </m:oMath>
       </m:oMathPara>
     </w:p>
-    <w:bookmarkEnd w:id="51"/>
+    <w:bookmarkEnd w:id="52"/>
     <w:p>
       <w:pPr>
         <w:pStyle w:val="FirstParagraph"/>
@@ -12724,7 +12756,7 @@
         <w:t xml:space="preserve">derives this result.</w:t>
       </w:r>
     </w:p>
-    <w:bookmarkStart w:id="52" w:name="exm-derivation-direction"/>
+    <w:bookmarkStart w:id="53" w:name="exm-derivation-direction"/>
     <w:p>
       <w:pPr>
         <w:pStyle w:val="BodyText"/>
@@ -13788,7 +13820,7 @@
       <w:r>
         <w:t xml:space="preserve"> </w:t>
       </w:r>
-      <w:hyperlink r:id="rId47">
+      <w:hyperlink r:id="rId48">
         <w:r>
           <w:rPr>
             <w:rStyle w:val="Hyperlink"/>
@@ -13800,8 +13832,8 @@
         <w:t xml:space="preserve">).</w:t>
       </w:r>
     </w:p>
-    <w:bookmarkEnd w:id="52"/>
-    <w:bookmarkStart w:id="53" w:name="exm-one-result-per-theorem"/>
+    <w:bookmarkEnd w:id="53"/>
+    <w:bookmarkStart w:id="54" w:name="exm-one-result-per-theorem"/>
     <w:p>
       <w:pPr>
         <w:pStyle w:val="BodyText"/>
@@ -14285,8 +14317,8 @@
         <w:t xml:space="preserve">and a later step that uses only the first can cite only the first.</w:t>
       </w:r>
     </w:p>
-    <w:bookmarkEnd w:id="53"/>
     <w:bookmarkEnd w:id="54"/>
+    <w:bookmarkEnd w:id="55"/>
     <w:sectPr>
       <w:footnotePr>
         <w:numRestart w:val="eachSect"/>
